--- a/docs/samples/demo_v1.docx
+++ b/docs/samples/demo_v1.docx
@@ -4,7 +4,7 @@
   <w:body>
     <w:p>
       <w:pPr>
-        <w:spacing w:after="120"/>
+        <w:spacing w:after="120" w:before="0"/>
         <w:jc w:val="center"/>
       </w:pPr>
       <w:r>
@@ -18,21 +18,22 @@
     </w:p>
     <w:p>
       <w:pPr>
-        <w:spacing w:after="280"/>
+        <w:spacing w:after="320" w:before="0"/>
         <w:jc w:val="center"/>
       </w:pPr>
       <w:r>
         <w:rPr>
           <w:b w:val="0"/>
-          <w:color w:val="8E9EB0"/>
+          <w:color w:val="7C8692"/>
           <w:sz w:val="22"/>
         </w:rPr>
-        <w:t>—— 演示文档，用于说明每一版如何被留痕与对比</w:t>
+        <w:t>—— 演示文档：每一版如何被留痕、被对比</w:t>
       </w:r>
     </w:p>
     <w:p>
       <w:pPr>
-        <w:spacing w:after="120"/>
+        <w:spacing w:after="120" w:before="200"/>
+        <w:jc w:val="left"/>
       </w:pPr>
       <w:r>
         <w:rPr>
@@ -45,55 +46,60 @@
     </w:p>
     <w:p>
       <w:pPr>
-        <w:spacing w:after="160"/>
+        <w:spacing w:after="160" w:before="0"/>
+        <w:jc w:val="left"/>
       </w:pPr>
       <w:r>
         <w:rPr>
           <w:b w:val="0"/>
           <w:sz w:val="21"/>
         </w:rPr>
-        <w:t>日常改文件最怕两件事：一是把原版改没了，二是说"改了什么"全靠嘴。这里把两件事都变成可复核的产物：原版原地保留，新版按 _V1、_V2 递增留档，每轮末尾给出可视化对比与版本链表格。</w:t>
+        <w:t>日常改文件最怕两件事：一是把原版改没了，二是说"改了什么"全靠嘴。这里把两件事都变成可复核的产物。</w:t>
       </w:r>
     </w:p>
     <w:p>
       <w:pPr>
-        <w:spacing w:after="60"/>
+        <w:spacing w:after="60" w:before="0"/>
+        <w:jc w:val="left"/>
       </w:pPr>
       <w:r>
         <w:rPr>
           <w:b w:val="0"/>
           <w:sz w:val="21"/>
         </w:rPr>
-        <w:t>• 原版是 V0，字节不动，任何时候都能回到起点</w:t>
+        <w:t>· 原版是 V0，字节不动，任何时候都能回到起点</w:t>
       </w:r>
     </w:p>
     <w:p>
       <w:pPr>
-        <w:spacing w:after="60"/>
+        <w:spacing w:after="60" w:before="0"/>
+        <w:jc w:val="left"/>
       </w:pPr>
       <w:r>
         <w:rPr>
           <w:b w:val="0"/>
           <w:sz w:val="21"/>
         </w:rPr>
-        <w:t>• 改动落在新版本文件上，命名规则固定，不靠记忆</w:t>
+        <w:t>· 改动落在新版本文件上，命名规则固定，不靠记忆</w:t>
       </w:r>
     </w:p>
     <w:p>
       <w:pPr>
-        <w:spacing w:after="60"/>
+        <w:spacing w:after="60" w:before="0"/>
+        <w:jc w:val="left"/>
       </w:pPr>
       <w:r>
         <w:rPr>
           <w:b w:val="0"/>
           <w:sz w:val="21"/>
         </w:rPr>
-        <w:t>• 对比图与汇总表同时给出，图看位置，表看清单</w:t>
+        <w:t>· 对比图与汇总表同时给出：图看位置，表看清单</w:t>
       </w:r>
     </w:p>
     <w:p>
       <w:pPr>
-        <w:spacing w:after="120"/>
+        <w:spacing w:after="120" w:before="200"/>
+        <w:jc w:val="left"/>
       </w:pPr>
       <w:r>
         <w:rPr>
@@ -338,8 +344,14 @@
       </w:tr>
     </w:tbl>
     <w:p>
+      <w:r>
+        <w:br w:type="page"/>
+      </w:r>
+    </w:p>
+    <w:p>
       <w:pPr>
-        <w:spacing w:after="120"/>
+        <w:spacing w:after="120" w:before="200"/>
+        <w:jc w:val="left"/>
       </w:pPr>
       <w:r>
         <w:rPr>
@@ -347,69 +359,7 @@
           <w:color w:val="9E2A25"/>
           <w:sz w:val="30"/>
         </w:rPr>
-        <w:t>三、每轮回复固定给三样东西</w:t>
-      </w:r>
-    </w:p>
-    <w:p>
-      <w:pPr>
-        <w:spacing w:after="80"/>
-      </w:pPr>
-      <w:r>
-        <w:rPr>
-          <w:b w:val="0"/>
-          <w:sz w:val="21"/>
-        </w:rPr>
-        <w:t>第一样是版本链表格，列出文件、版本与本轮改动；第二样是每个改动文件一张对比图，图上能直接看出改了哪儿；第三样是改动摘要，图里看不出来的细节写在这里。</w:t>
-      </w:r>
-    </w:p>
-    <w:p>
-      <w:pPr>
-        <w:spacing w:after="120"/>
-      </w:pPr>
-      <w:r>
-        <w:rPr>
-          <w:b/>
-          <w:color w:val="9E2A25"/>
-          <w:sz w:val="30"/>
-        </w:rPr>
-        <w:t>四、适用与不适用</w:t>
-      </w:r>
-    </w:p>
-    <w:p>
-      <w:pPr>
-        <w:spacing w:after="80"/>
-      </w:pPr>
-      <w:r>
-        <w:rPr>
-          <w:b w:val="0"/>
-          <w:sz w:val="21"/>
-        </w:rPr>
-        <w:t>适用于交付型文件：代码、配置、图片、PPT、Word、表格、视频。临时脚本与缓存不参与版本化。</w:t>
-      </w:r>
-    </w:p>
-    <w:p>
-      <w:pPr>
-        <w:spacing w:after="80"/>
-      </w:pPr>
-      <w:r>
-        <w:rPr>
-          <w:b w:val="0"/>
-          <w:sz w:val="21"/>
-        </w:rPr>
-        <w:t>不适用于：只读的排查、纯问答，以及用户明确要求原地覆盖的场景——那种情况直接照做，不额外留版。</w:t>
-      </w:r>
-    </w:p>
-    <w:p>
-      <w:pPr>
-        <w:spacing w:after="120"/>
-      </w:pPr>
-      <w:r>
-        <w:rPr>
-          <w:b/>
-          <w:color w:val="9E2A25"/>
-          <w:sz w:val="30"/>
-        </w:rPr>
-        <w:t>五、每种文件类型怎么比</w:t>
+        <w:t>三、每种文件类型怎么比</w:t>
       </w:r>
     </w:p>
     <w:tbl>
@@ -634,7 +584,8 @@
     </w:tbl>
     <w:p>
       <w:pPr>
-        <w:spacing w:after="120"/>
+        <w:spacing w:after="120" w:before="200"/>
+        <w:jc w:val="left"/>
       </w:pPr>
       <w:r>
         <w:rPr>
@@ -642,36 +593,53 @@
           <w:color w:val="9E2A25"/>
           <w:sz w:val="30"/>
         </w:rPr>
-        <w:t>六、依赖与安装</w:t>
+        <w:t>四、装完就能用</w:t>
       </w:r>
     </w:p>
     <w:p>
       <w:pPr>
-        <w:spacing w:after="80"/>
+        <w:spacing w:after="120" w:before="0"/>
+        <w:jc w:val="left"/>
       </w:pPr>
       <w:r>
         <w:rPr>
           <w:b w:val="0"/>
           <w:sz w:val="21"/>
         </w:rPr>
-        <w:t>装完下一个会话生效，不依赖运行时重启。依赖只有 Python 3 与 Pillow；</w:t>
+        <w:t>一行命令装进 skills 目录，下个会话生效，不依赖运行时重启：</w:t>
       </w:r>
     </w:p>
     <w:p>
       <w:pPr>
-        <w:spacing w:after="80"/>
+        <w:spacing w:after="200" w:before="0"/>
+        <w:jc w:val="left"/>
+      </w:pPr>
+      <w:r>
+        <w:rPr>
+          <w:b w:val="0"/>
+          <w:color w:val="3A3A3A"/>
+          <w:sz w:val="19"/>
+        </w:rPr>
+        <w:t>git clone https://github.com/H-u-iCN/version-diff-delivery.git ~/.minimax/skills/version-diff-delivery</w:t>
+      </w:r>
+    </w:p>
+    <w:p>
+      <w:pPr>
+        <w:spacing w:after="160" w:before="0"/>
+        <w:jc w:val="left"/>
       </w:pPr>
       <w:r>
         <w:rPr>
           <w:b w:val="0"/>
           <w:sz w:val="21"/>
         </w:rPr>
-        <w:t>PPTX 路线另需 python-pptx，DOCX 路线另需 python-docx。缺哪个，对应路线会明确报错并给兜底形式。</w:t>
+        <w:t>依赖只有 Python 3 与 Pillow；PPTX 路线另需 python-pptx，DOCX 路线另需 python-docx。缺哪个，对应路线会明确报错并给兜底形式。</w:t>
       </w:r>
     </w:p>
     <w:p>
       <w:pPr>
-        <w:spacing w:after="120"/>
+        <w:spacing w:after="120" w:before="200"/>
+        <w:jc w:val="left"/>
       </w:pPr>
       <w:r>
         <w:rPr>
@@ -679,151 +647,64 @@
           <w:color w:val="9E2A25"/>
           <w:sz w:val="30"/>
         </w:rPr>
-        <w:t>七、怎么复现上面的图</w:t>
+        <w:t>五、怎么复现仓库里的效果图</w:t>
       </w:r>
     </w:p>
     <w:p>
       <w:pPr>
-        <w:spacing w:after="80"/>
+        <w:spacing w:after="120" w:before="0"/>
+        <w:jc w:val="left"/>
       </w:pPr>
       <w:r>
         <w:rPr>
           <w:b w:val="0"/>
           <w:sz w:val="21"/>
         </w:rPr>
-        <w:t>仓库里的 docs/ 目录放了全部效果图，它们由本 skill 自己的脚本渲染合成样例生成：</w:t>
+        <w:t>仓库 docs/ 目录放的全部效果图，都是由本 skill 自己的脚本渲染合成样例生成的：</w:t>
       </w:r>
     </w:p>
     <w:p>
       <w:pPr>
-        <w:spacing w:after="60"/>
+        <w:spacing w:after="60" w:before="0"/>
+        <w:jc w:val="left"/>
       </w:pPr>
       <w:r>
         <w:rPr>
           <w:b w:val="0"/>
           <w:sz w:val="21"/>
         </w:rPr>
-        <w:t>• render_compare.py text / image —— 代码与位图对比</w:t>
+        <w:t>· render_compare.py text / image —— 代码与位图对比</w:t>
       </w:r>
     </w:p>
     <w:p>
       <w:pPr>
-        <w:spacing w:after="60"/>
+        <w:spacing w:after="60" w:before="0"/>
+        <w:jc w:val="left"/>
       </w:pPr>
       <w:r>
         <w:rPr>
           <w:b w:val="0"/>
           <w:sz w:val="21"/>
         </w:rPr>
-        <w:t>• render_deck.py sheet / compare —— PPT 接触印相表与逐页对比</w:t>
+        <w:t>· render_deck.py sheet / compare —— PPT 接触印相表与逐页对比</w:t>
       </w:r>
     </w:p>
     <w:p>
       <w:pPr>
-        <w:spacing w:after="60"/>
+        <w:spacing w:after="60" w:before="0"/>
+        <w:jc w:val="left"/>
       </w:pPr>
       <w:r>
         <w:rPr>
           <w:b w:val="0"/>
           <w:sz w:val="21"/>
         </w:rPr>
-        <w:t>• render_doc.py sheet / compare —— Word 接触印相表与逐页对比</w:t>
+        <w:t>· render_doc.py sheet / compare —— Word 接触印相表与逐页对比</w:t>
       </w:r>
     </w:p>
     <w:p>
       <w:pPr>
-        <w:spacing w:after="200"/>
-        <w:jc w:val="right"/>
-      </w:pPr>
-      <w:r>
-        <w:rPr>
-          <w:b w:val="0"/>
-          <w:sz w:val="21"/>
-        </w:rPr>
-        <w:t>汇报人：千晖　　2026 年 10 月</w:t>
-      </w:r>
-    </w:p>
-    <w:p>
-      <w:r>
-        <w:br w:type="page"/>
-      </w:r>
-    </w:p>
-    <w:p>
-      <w:pPr>
-        <w:spacing w:after="160"/>
-      </w:pPr>
-      <w:r>
-        <w:rPr>
-          <w:b/>
-          <w:color w:val="9E2A25"/>
-          <w:sz w:val="30"/>
-        </w:rPr>
-        <w:t>附录  术语与命名约定</w:t>
-      </w:r>
-    </w:p>
-    <w:p>
-      <w:pPr>
-        <w:spacing w:after="80"/>
-      </w:pPr>
-      <w:r>
-        <w:rPr>
-          <w:b w:val="0"/>
-          <w:sz w:val="21"/>
-        </w:rPr>
-        <w:t>V0：原版。任何时候都指向最初的字节状态。</w:t>
-      </w:r>
-    </w:p>
-    <w:p>
-      <w:pPr>
-        <w:spacing w:after="80"/>
-      </w:pPr>
-      <w:r>
-        <w:rPr>
-          <w:b w:val="0"/>
-          <w:sz w:val="21"/>
-        </w:rPr>
-        <w:t>V1 / V2 / V3：按轮次递增的新版本，命名规则为「文件名_V&lt;N&gt;.扩展名」，重名自动跳号。</w:t>
-      </w:r>
-    </w:p>
-    <w:p>
-      <w:pPr>
-        <w:spacing w:after="80"/>
-      </w:pPr>
-      <w:r>
-        <w:rPr>
-          <w:b w:val="0"/>
-          <w:sz w:val="21"/>
-        </w:rPr>
-        <w:t>基线：做本轮对比时对照的那一版，默认是上一轮的最新版本。</w:t>
-      </w:r>
-    </w:p>
-    <w:p>
-      <w:pPr>
-        <w:spacing w:after="80"/>
-      </w:pPr>
-      <w:r>
-        <w:rPr>
-          <w:b w:val="0"/>
-          <w:sz w:val="21"/>
-        </w:rPr>
-        <w:t>接触印相表：把整份文档或整份 PPT 的每一页缩略图拼成一张大图，每页带 p01、p02 标签，手机点开即可缩放查看细节。</w:t>
-      </w:r>
-    </w:p>
-    <w:p>
-      <w:pPr>
-        <w:spacing w:after="80"/>
-      </w:pPr>
-      <w:r>
-        <w:rPr>
-          <w:b w:val="0"/>
-          <w:sz w:val="21"/>
-        </w:rPr>
-        <w:t>changed_pages：对比图里被判定为有变化的页码列表，是核对用的硬指标。</w:t>
-      </w:r>
-    </w:p>
-    <w:p>
-      <w:pPr>
-        <w:spacing w:after="200"/>
+        <w:spacing w:after="0" w:before="280"/>
         <w:jc w:val="right"/>
       </w:pPr>
       <w:r>
